--- a/docs/ProjectDocumentationZelenGrad.docx
+++ b/docs/ProjectDocumentationZelenGrad.docx
@@ -5,6 +5,9 @@
     <w:p>
       <w:pPr>
         <w:spacing w:after="120"/>
+        <w:rPr>
+          <w:lang w:val="en-US"/>
+        </w:rPr>
       </w:pPr>
       <w:r>
         <w:rPr>
@@ -12,6 +15,14 @@
           <w:sz w:val="40"/>
         </w:rPr>
         <w:t>ZelenGrad</w:t>
+      </w:r>
+      <w:r>
+        <w:rPr>
+          <w:b/>
+          <w:sz w:val="40"/>
+          <w:lang w:val="en-US"/>
+        </w:rPr>
+        <w:t xml:space="preserve"> (Martin Hristov 0MI0600343)</w:t>
       </w:r>
     </w:p>
     <w:p>
@@ -772,42 +783,20 @@
       </w:r>
       <w:r>
         <w:tab/>
-      </w:r>
-      <w:proofErr w:type="spellStart"/>
-      <w:r>
-        <w:t>Containerization</w:t>
-      </w:r>
-      <w:proofErr w:type="spellEnd"/>
-      <w:r>
-        <w:t xml:space="preserve">: </w:t>
-      </w:r>
-      <w:proofErr w:type="spellStart"/>
-      <w:r>
-        <w:t>Docker</w:t>
-      </w:r>
-      <w:proofErr w:type="spellEnd"/>
-      <w:r>
-        <w:t xml:space="preserve"> </w:t>
-      </w:r>
-    </w:p>
-    <w:p>
-      <w:pPr>
-        <w:spacing w:after="20"/>
-        <w:ind w:left="360" w:hanging="259"/>
-      </w:pPr>
-      <w:r>
-        <w:t>•</w:t>
-      </w:r>
-      <w:r>
-        <w:tab/>
-      </w:r>
-      <w:proofErr w:type="spellStart"/>
-      <w:r>
-        <w:t>Repository</w:t>
-      </w:r>
-      <w:proofErr w:type="spellEnd"/>
-      <w:r>
-        <w:t>: https://github.com/MartiHr/ZelenGrad</w:t>
+        <w:t xml:space="preserve">Containerization: Docker </w:t>
+      </w:r>
+    </w:p>
+    <w:p>
+      <w:pPr>
+        <w:spacing w:after="20"/>
+        <w:ind w:left="360" w:hanging="259"/>
+      </w:pPr>
+      <w:r>
+        <w:t>•</w:t>
+      </w:r>
+      <w:r>
+        <w:tab/>
+        <w:t>Repository: https://github.com/MartiHr/ZelenGrad</w:t>
       </w:r>
     </w:p>
     <w:p>
